--- a/example_articles/race_ethnicity/Other/4.race_ethnicity_Other_Other_publisher.docx
+++ b/example_articles/race_ethnicity/Other/4.race_ethnicity_Other_Other_publisher.docx
@@ -34,12 +34,12 @@
     </w:p>
     <w:p>
       <w:r>
-        <w:t>Extracted race/ethnicity: Hispanic</w:t>
+        <w:t>Raw race_ethnicity result: Hispanic</w:t>
       </w:r>
     </w:p>
     <w:p>
       <w:r>
-        <w:t>Race/Ethnicity (Standardized): Other</w:t>
+        <w:t>race_ethnicity_stand_flat (Standardized): Other</w:t>
       </w:r>
     </w:p>
     <w:p>

--- a/example_articles/race_ethnicity/Other/4.race_ethnicity_Other_Other_publisher.docx
+++ b/example_articles/race_ethnicity/Other/4.race_ethnicity_Other_Other_publisher.docx
@@ -29,17 +29,17 @@
     </w:p>
     <w:p>
       <w:r>
-        <w:t>Source File: Other publishers/Files (500) (16).DOCX</w:t>
+        <w:t>Source file: Other publishers/Files (500) (16).DOCX</w:t>
       </w:r>
     </w:p>
     <w:p>
       <w:r>
-        <w:t>Raw race_ethnicity result: Hispanic</w:t>
+        <w:t>Raw race ethnicity result, 'race_ethnicity': Hispanic</w:t>
       </w:r>
     </w:p>
     <w:p>
       <w:r>
-        <w:t>race_ethnicity_stand_flat (Standardized): Other</w:t>
+        <w:t>Standardized race ethnicity result, 'race_ethnicity_stand_flat': Other</w:t>
       </w:r>
     </w:p>
     <w:p>

--- a/example_articles/race_ethnicity/Other/4.race_ethnicity_Other_Other_publisher.docx
+++ b/example_articles/race_ethnicity/Other/4.race_ethnicity_Other_Other_publisher.docx
@@ -7,9 +7,7 @@
         <w:pStyle w:val="Heading1"/>
       </w:pPr>
       <w:r>
-        <w:t>How budget wars playing at home;</w:t>
-        <w:br/>
-        <w:t>In St. Louis, a revolt brewing</w:t>
+        <w:t>Fire aftermath cools disco beat in NYC</w:t>
       </w:r>
     </w:p>
     <w:p>
@@ -19,22 +17,22 @@
     </w:p>
     <w:p>
       <w:r>
-        <w:t>Date: 1990-09-13</w:t>
+        <w:t>Date: 1990-06-01</w:t>
       </w:r>
     </w:p>
     <w:p>
       <w:r>
-        <w:t>Section: NEWS; Pg. 8A</w:t>
+        <w:t>Section: NEWS; Pg. 3A</w:t>
       </w:r>
     </w:p>
     <w:p>
       <w:r>
-        <w:t>Source file: Other publishers/Files (500) (16).DOCX</w:t>
+        <w:t>Source file: Other publishers/Files (500) (25).DOCX</w:t>
       </w:r>
     </w:p>
     <w:p>
       <w:r>
-        <w:t>Raw race ethnicity result, 'race_ethnicity': Hispanic</w:t>
+        <w:t>Raw race ethnicity result, 'race_ethnicity': Hispanic or Latino (not a Census category requested)</w:t>
       </w:r>
     </w:p>
     <w:p>
@@ -51,39 +49,61 @@
     </w:p>
     <w:p>
       <w:r>
-        <w:t>Beer drinkers living in the shadow of the Anheuser-Busch brewery are taking a stand over their six-packs.</w:t>
+        <w:t>A hypnotic merengue beat pulses across the Voices Latin Disco under Tremont Avenue. Twirling bodies sway in the red and blue lights, bottles of Bacardi and Coke wait at the tables.</w:t>
         <w:br/>
-        <w:t>''It's not like they're taxing milk or bread, but beer is sort of like the poor man's psychiatrist,'' says Don Jefferson, 52, a truck driver.</w:t>
+        <w:t>It's the usual Saturday night dance in the Bronx. But this weekend, like every weekend since March 25, there are fewer dancers.</w:t>
         <w:br/>
-        <w:t>''A poor man can't afford a $ 100-an-hour shrink, but he can afford a $ 3.60 six pack - at least he can for now.''</w:t>
+        <w:t>Two months after a fire killed 87 people at the Happy Land Social Club near here, the Voices is among a handful of clubs still legally open.</w:t>
         <w:br/>
-        <w:t>In this working-class neighborhood on the city's south side, proposed increases in the federal excise tax on beer are a sign that politicians appear to have lost touch with the common man.</w:t>
+        <w:t>Once a cheap alternative to expensive Manhattan discos, most of the illegal clubs - fraught with safety violations and lacking licenses - are now closed. The few left aren't drawing big crowds. Many poor and working-class Hispanics are staying home.</w:t>
         <w:br/>
-        <w:t>''Why don't they tax diamonds and furs and foreign stuff?'' asks construction worker George Bertanelli, 42.  ''If you can afford that kind of thing, paying more taxes isn't going to bother you.''</w:t>
+        <w:t>Cuban immigrant Julio Gonzales pleaded not guilty to starting the fire, the USA's deadliest in 13 years. Prosecutors say Gonzales, 36, torched the club after a fight with his girlfriend.</w:t>
         <w:br/>
-        <w:t>In fact, taxes on luxury items are being considered as part of deficit reduction.</w:t>
+        <w:t>Since March, a massive crackdown has thrown a curtain of steel security gates down on hundreds of illegal social clubs. Where once merengue and salsa poured out of doors on nearly every block, now the music wafts mostly from passing cars. Only the gaudy lights of all-night bodega groceries and take- out chicken joints call out in the rolling streets of Tremont.</w:t>
         <w:br/>
-        <w:t>As for beer, taxes could double or more, from the current 16 cents a six- pack.</w:t>
+        <w:t>''It's increasingly difficult to find'' illegal clubs, says Police Deputy Inspector Jesse Peterman. ''There's been a dramatic reduction. We feel that the program has been successful.''</w:t>
         <w:br/>
-        <w:t>Beer taxes haven't increased since 1951. And Anheuser-Busch Cos. is tapping populist resentment with its ''Can the Beer Tax'' campaign.</w:t>
+        <w:t>Juan Cotto agrees.</w:t>
         <w:br/>
-        <w:t>The campaign, launched on television and in newspapers in July, has produced results: more than 1 million letters sent to Congress and more than 1 million signatures on can-the-beer-tax petitions, says spokesman Pete Faur.</w:t>
+        <w:t>''They shut all the clubs down,'' said Cotto, a musician who last week played his first post-fire date at the Sombrero Club on Jerome Avenue.</w:t>
         <w:br/>
-        <w:t>''A wealthy individual in this country can pay dues at three country clubs, buy his wife a fur coat for her birthday and a diamond necklace for Christmas, then sell some stocks and bonds to pay for it all - and he won't pay a cent in federal excise taxes,'' says Stephen Lamright, a brewery vice president.</w:t>
+        <w:t>Although a city social club task force has spread citywide, Bronx club owners say they've been hit hardest. Borough numbers are unavailable, but 361 clubs have been ordered vacated in New York, 96 for repeat violations.</w:t>
         <w:br/>
-        <w:t>Desiree Schuster, 64, a St. Louis homemaker, says that the beer tax could sound the death knell for taverns in her German-influenced neighborhood.</w:t>
+        <w:t>Like the Happy Land, most of the closed clubs were riddled with violations. They didn't have fire exits - or exit signs, sprinklers, alarm systems, emergency lights, occupancy permits or liquor licenses.</w:t>
         <w:br/>
-        <w:t>''Twenty years ago, south St. Louis was all German, and there was a tavern on every block,'' Schuster says.</w:t>
+        <w:t>Says New York Fire Department Assistant Commissioner John Mulligan: ''This time we mean business.''</w:t>
         <w:br/>
-        <w:t>''Now, there's one every six blocks,'' she says.</w:t>
+        <w:t>And that's bad for business.</w:t>
         <w:br/>
-        <w:t>''The little guy doesn't have a chance.''</w:t>
+        <w:t>''It's getting worse and worse,'' says Tito Lopez, owner of Voices, whose 360-person ballroom drew just 150 dancers on a recent Saturday night. The club, where men are frisked and women searched with a hand-held metal detector at the door, charges a Manhattan-style $ 20 cover, steep compared with Happy Land's $ 5 fee.</w:t>
+        <w:br/>
+        <w:t>''There's nobody here. There's no money to pay my workers,'' Lopez says.</w:t>
+        <w:br/>
+        <w:t>The club has been burglarized twice since officials ordered its security gates removed. And a second, $ 250,000 club upstairs is idle because red tape has held up an assembly permit. Since the fire, Lopez says, ''everything is taking so long.''</w:t>
+        <w:br/>
+        <w:t>City officials aren't the only ones taking precautions.</w:t>
+        <w:br/>
+        <w:t>Radhames Melo, 29, ''used to go to any hole,'' he says. Now, says the Dominican salesman, on his way into the Astromundo Club, he's more careful.</w:t>
+        <w:br/>
+        <w:t>So is the Astromundo, which advertises its live acts on local Spanish TV and radio. The now-legal club was closed for a month after the Happy Land fire because it didn't have an occupancy certificate. Patrons recall there used to be locks on a back exit. Now, they say, the club has cleaned up its act.</w:t>
+        <w:br/>
+        <w:t>That's good enough for Ada Santiago, 18, who lost two friends at the Happy Land. The Puerto Rican high school student, who comes to the Astromundo to dance, says she ''stayed away for a month, then I started coming back. I thought it was never going to happen again.''</w:t>
+        <w:br/>
+        <w:t>But it might. Most club goers say the first thing they now do is check the exits.</w:t>
+        <w:br/>
+        <w:t>''When we came down the steps we joked about if there was a fire how would we get out,'' says Angel Estrella, 21, a Puerto Rican clerk dancing at Voices. But ''it didn't stop me. … This is something people will never stop doing. They just want to have fun.''</w:t>
         <w:br/>
         <w:br/>
-        <w:t>Notes</w:t>
+        <w:t>Graphic</w:t>
         <w:br/>
         <w:br/>
-        <w:t>Ribbon Label; WHITTLING THE DEFICIT, RACING THE CLOCK; 1 FIRST; 4 FINAL</w:t>
+        <w:t xml:space="preserve"> </w:t>
+        <w:br/>
+        <w:t>PHOTO; b/w, Carol Halebian (Jose Ramirez); PHOTO; b/w, Mario Suriani, AP (Fires, Happy Land Social Club); PHOTO; b/w, Carol Halebian (Ada Santiago)</w:t>
+        <w:br/>
+        <w:t xml:space="preserve"> </w:t>
+        <w:br/>
+        <w:t>CUTLINE: JOSE RAMIREZ: Owns Astromundo Club in the Bronx CUTLINE: GRIM REMINDER: Flowers and banners mark the entrance of the once- popular Happy Land Social Club in the Bronx, where a fire killed 87 people two months ago. CUTLINE: SANTIAGO: Puerto Rican high schooler lost two friends at Happy Land, but still goes dancing after staying away a month.</w:t>
       </w:r>
     </w:p>
     <w:sectPr>

--- a/example_articles/race_ethnicity/Other/4.race_ethnicity_Other_Other_publisher.docx
+++ b/example_articles/race_ethnicity/Other/4.race_ethnicity_Other_Other_publisher.docx
@@ -7,7 +7,7 @@
         <w:pStyle w:val="Heading1"/>
       </w:pPr>
       <w:r>
-        <w:t>Fire aftermath cools disco beat in NYC</w:t>
+        <w:t>America's scientific unraveling; 52 years after moon landing, poll shows majority of Republicans reject science.</w:t>
       </w:r>
     </w:p>
     <w:p>
@@ -17,22 +17,22 @@
     </w:p>
     <w:p>
       <w:r>
-        <w:t>Date: 1990-06-01</w:t>
+        <w:t>Date: 2021-07-20</w:t>
       </w:r>
     </w:p>
     <w:p>
       <w:r>
-        <w:t>Section: NEWS; Pg. 3A</w:t>
+        <w:t>Section: OPINION; Pg. A11</w:t>
       </w:r>
     </w:p>
     <w:p>
       <w:r>
-        <w:t>Source file: Other publishers/Files (500) (25).DOCX</w:t>
+        <w:t>Source file: Other publishers/Files (500) (4).DOCX</w:t>
       </w:r>
     </w:p>
     <w:p>
       <w:r>
-        <w:t>Raw race ethnicity result, 'race_ethnicity': Hispanic or Latino (not a Census category requested)</w:t>
+        <w:t>Raw race ethnicity result, 'race_ethnicity': Multiracial (not specifically detailed)</w:t>
       </w:r>
     </w:p>
     <w:p>
@@ -49,61 +49,39 @@
     </w:p>
     <w:p>
       <w:r>
-        <w:t>A hypnotic merengue beat pulses across the Voices Latin Disco under Tremont Avenue. Twirling bodies sway in the red and blue lights, bottles of Bacardi and Coke wait at the tables.</w:t>
+        <w:t>ABSTRACT</w:t>
         <w:br/>
-        <w:t>It's the usual Saturday night dance in the Bronx. But this weekend, like every weekend since March 25, there are fewer dancers.</w:t>
+        <w:t>52 years after moon landing, poll shows majority of Republicans reject science.</w:t>
         <w:br/>
-        <w:t>Two months after a fire killed 87 people at the Happy Land Social Club near here, the Voices is among a handful of clubs still legally open.</w:t>
+        <w:t>There is no Democratic or Republican way to land on the moon.</w:t>
         <w:br/>
-        <w:t>Once a cheap alternative to expensive Manhattan discos, most of the illegal clubs - fraught with safety violations and lacking licenses - are now closed. The few left aren't drawing big crowds. Many poor and working-class Hispanics are staying home.</w:t>
+        <w:t>I was 10 years old on the Sunday afternoon of July 20, 1969, when Apollo 11 made its morehairy-than-we-realized touchdown on the lunar surface and Neil Armstrong famously said, "The Eagle has landed." Even at the tail end of the fraught and chaotic 1960s, it was one day nobody in America was thinking about politics. Instead, more than 94% of U.S. households with a TV set shared a sense of wonder at U.S. know-how that made the seemingly impossible happen.</w:t>
         <w:br/>
-        <w:t>Cuban immigrant Julio Gonzales pleaded not guilty to starting the fire, the USA's deadliest in 13 years. Prosecutors say Gonzales, 36, torched the club after a fight with his girlfriend.</w:t>
+        <w:t>Tuesday will mark the 52nd anniversary of the date that an American was the first human to walk on the moon. It should be a moment not only to reflect on that historic high point but to celebrate another scientific breakthrough that was also mostly born in the USA: the recordtime development of COVID-19 vaccines that have already saved thousands of lives and - under the best circumstances - could wind down the deadliest global pandemic in more than a century.</w:t>
         <w:br/>
-        <w:t>Since March, a massive crackdown has thrown a curtain of steel security gates down on hundreds of illegal social clubs. Where once merengue and salsa poured out of doors on nearly every block, now the music wafts mostly from passing cars. Only the gaudy lights of all-night bodega groceries and take- out chicken joints call out in the rolling streets of Tremont.</w:t>
+        <w:t>But this is not 1969.</w:t>
         <w:br/>
-        <w:t>''It's increasingly difficult to find'' illegal clubs, says Police Deputy Inspector Jesse Peterman. ''There's been a dramatic reduction. We feel that the program has been successful.''</w:t>
+        <w:t>There is, we are finding out rather painfully, a Democratic and a Republican way to do vaccines. Just travel to a place like Mountain Home, Ark. - in a state where Trump got 62% of the vote last year - where the largest medical center is jammed with coronavirus patients, in a county where more than two-thirds of residents aren't vaccinated and interest in the jab is low.</w:t>
         <w:br/>
-        <w:t>Juan Cotto agrees.</w:t>
+        <w:t>In neighboring Tennessee, the top immunization official was fired last week under pressure from Republican lawmakers because she aggressively promoted vaccines for teens. "I am afraid for my state," Michelle Fiscus said in a statement after she was sacked. Health officials in the GOP-dominated state immediately justified her fears by buckling under political pressure and stopping all vaccine outreach to teenagers - not just on COVID-19, but also for flu, measles, mumps, rubella, and human papillomavirus, or HPV, among others.</w:t>
         <w:br/>
-        <w:t>''They shut all the clubs down,'' said Cotto, a musician who last week played his first post-fire date at the Sombrero Club on Jerome Avenue.</w:t>
+        <w:t>It was a stunning embrace of ignorance over science, but not an isolated event.</w:t>
         <w:br/>
-        <w:t>Although a city social club task force has spread citywide, Bronx club owners say they've been hit hardest. Borough numbers are unavailable, but 361 clubs have been ordered vacated in New York, 96 for repeat violations.</w:t>
+        <w:t>If you're thinking that something has radically changed in America in the 52 years since Armstrong bounded down the stairs of the lunar module to take "one giant leap for mankind," you would be correct. A new Gallup poll released last week shows that confidence in science among Republicans has dropped by an astonishing 27% since 1975, shortly after NASA wound down moon exploration. During this same nearly halfcentury, faith in science has actually increased among Democrats and independents.</w:t>
         <w:br/>
-        <w:t>Like the Happy Land, most of the closed clubs were riddled with violations. They didn't have fire exits - or exit signs, sprinklers, alarm systems, emergency lights, occupancy permits or liquor licenses.</w:t>
+        <w:t>Less than a year after Apollo 11 came the first Earth Day - scientists warning that industrial progress threatened environmental destruction - and also the massacre at Kent State, amid a backlash of the so-called "silent majority" against what was happening on college campuses where many researchers are employed. Just like the lunar module, distrust in modern science was engineered by humans - billionaire industrialists who funded pro-fossil-fuel think tanks, and right-wing talk radio and later cable-TV ratings-seekers who mocked effete "tree huggers."</w:t>
         <w:br/>
-        <w:t>Says New York Fire Department Assistant Commissioner John Mulligan: ''This time we mean business.''</w:t>
+        <w:t>Indeed, wealthy capitalists and the politicians who aided the backlash and rode it to victories - Richard Nixon, Spiro Agnew, Ronald Reagan - were so successful that distrust in science and the conspiracy theories that flow from that distrust now spread as virally as COVID-19 itself, among everyday folks on social media sites like Facebook. Albeit with an occasional booster shot from the most cynical media celebrities like Fox's Tucker Carlson.</w:t>
         <w:br/>
-        <w:t>And that's bad for business.</w:t>
+        <w:t>Now we are witnessing firsthand the consequences of a society that's chosen to willfully ignore its leading climatologists and infectious disease experts. The increasing reports from overcrowded ICUs in low-vaccine hot spots like the Ozarks of Missouri and Arkansas about people fighting - needlessly - for their lives on ventilators are heartbreaking. And news of growing wildfires and drought in the parched, overheated American West is just terrifying, a reminder of our failure to curb greenhouse gas pollution fast enough.</w:t>
         <w:br/>
-        <w:t>''It's getting worse and worse,'' says Tito Lopez, owner of Voices, whose 360-person ballroom drew just 150 dancers on a recent Saturday night. The club, where men are frisked and women searched with a hand-held metal detector at the door, charges a Manhattan-style $ 20 cover, steep compared with Happy Land's $ 5 fee.</w:t>
+        <w:t>America is continuing to unravel in this long hot summer of 2021. The worst part? Anger and distrust between those with the highest faith in science and today's deniers - the self-appointed enlightened ones vs. those who resent them - is so great and now so self-perpetuating that there'll never be a quick fix.</w:t>
         <w:br/>
-        <w:t>''There's nobody here. There's no money to pay my workers,'' Lopez says.</w:t>
+        <w:t>The ideas I've embraced for bridging the college/noncollege divide in America - like free college and trade school for the multiracial working class, and an 18-year-old "gap year" of universal national service - could take decades to bear fruit. And that's assuming we can put down our bear spray long enough to even make them happen.</w:t>
         <w:br/>
-        <w:t>The club has been burglarized twice since officials ordered its security gates removed. And a second, $ 250,000 club upstairs is idle because red tape has held up an assembly permit. Since the fire, Lopez says, ''everything is taking so long.''</w:t>
+        <w:t>It only took eight years to carry out JFK's audacious vow to send a human to the moon and safely return them to Earth. When it comes to today's thornier problems like climate change, we're going to have to build the spacecraft while it's already in orbit. wbunch@inquirer.com</w:t>
         <w:br/>
-        <w:t>City officials aren't the only ones taking precautions.</w:t>
-        <w:br/>
-        <w:t>Radhames Melo, 29, ''used to go to any hole,'' he says. Now, says the Dominican salesman, on his way into the Astromundo Club, he's more careful.</w:t>
-        <w:br/>
-        <w:t>So is the Astromundo, which advertises its live acts on local Spanish TV and radio. The now-legal club was closed for a month after the Happy Land fire because it didn't have an occupancy certificate. Patrons recall there used to be locks on a back exit. Now, they say, the club has cleaned up its act.</w:t>
-        <w:br/>
-        <w:t>That's good enough for Ada Santiago, 18, who lost two friends at the Happy Land. The Puerto Rican high school student, who comes to the Astromundo to dance, says she ''stayed away for a month, then I started coming back. I thought it was never going to happen again.''</w:t>
-        <w:br/>
-        <w:t>But it might. Most club goers say the first thing they now do is check the exits.</w:t>
-        <w:br/>
-        <w:t>''When we came down the steps we joked about if there was a fire how would we get out,'' says Angel Estrella, 21, a Puerto Rican clerk dancing at Voices. But ''it didn't stop me. … This is something people will never stop doing. They just want to have fun.''</w:t>
-        <w:br/>
-        <w:br/>
-        <w:t>Graphic</w:t>
-        <w:br/>
-        <w:br/>
-        <w:t xml:space="preserve"> </w:t>
-        <w:br/>
-        <w:t>PHOTO; b/w, Carol Halebian (Jose Ramirez); PHOTO; b/w, Mario Suriani, AP (Fires, Happy Land Social Club); PHOTO; b/w, Carol Halebian (Ada Santiago)</w:t>
-        <w:br/>
-        <w:t xml:space="preserve"> </w:t>
-        <w:br/>
-        <w:t>CUTLINE: JOSE RAMIREZ: Owns Astromundo Club in the Bronx CUTLINE: GRIM REMINDER: Flowers and banners mark the entrance of the once- popular Happy Land Social Club in the Bronx, where a fire killed 87 people two months ago. CUTLINE: SANTIAGO: Puerto Rican high schooler lost two friends at Happy Land, but still goes dancing after staying away a month.</w:t>
+        <w:t>215-854-2957 will_bunch</w:t>
       </w:r>
     </w:p>
     <w:sectPr>

--- a/example_articles/race_ethnicity/Other/4.race_ethnicity_Other_Other_publisher.docx
+++ b/example_articles/race_ethnicity/Other/4.race_ethnicity_Other_Other_publisher.docx
@@ -7,7 +7,7 @@
         <w:pStyle w:val="Heading1"/>
       </w:pPr>
       <w:r>
-        <w:t>America's scientific unraveling; 52 years after moon landing, poll shows majority of Republicans reject science.</w:t>
+        <w:t>CONSERVATIVES ATTACK SUPERMAN; BUT THE MAN OF STEEL HAS ALWAYS BEEN FOR THE LITTLE GUY</w:t>
       </w:r>
     </w:p>
     <w:p>
@@ -17,22 +17,22 @@
     </w:p>
     <w:p>
       <w:r>
-        <w:t>Date: 2021-07-20</w:t>
+        <w:t>Date: 2011-05-15</w:t>
       </w:r>
     </w:p>
     <w:p>
       <w:r>
-        <w:t>Section: OPINION; Pg. A11</w:t>
+        <w:t>Section: EDITORIAL; Pg. B-1</w:t>
       </w:r>
     </w:p>
     <w:p>
       <w:r>
-        <w:t>Source file: Other publishers/Files (500) (4).DOCX</w:t>
+        <w:t>Source file: Other publishers/Files (500) (22).DOCX</w:t>
       </w:r>
     </w:p>
     <w:p>
       <w:r>
-        <w:t>Raw race ethnicity result, 'race_ethnicity': Multiracial (not specifically detailed)</w:t>
+        <w:t>Raw race ethnicity result, 'race_ethnicity': Jewish (working-class Jewish)</w:t>
       </w:r>
     </w:p>
     <w:p>
@@ -49,39 +49,57 @@
     </w:p>
     <w:p>
       <w:r>
-        <w:t>ABSTRACT</w:t>
+        <w:t>What's up with your buddy, Superman? He renounced his U.S. citizenship?"</w:t>
         <w:br/>
-        <w:t>52 years after moon landing, poll shows majority of Republicans reject science.</w:t>
+        <w:t>The question was posed to me the other day by a smirking middle-aged gentleman wearing an "Anyone But Obama" pin. He was referring to the now-infamous Action Comics #900 in which the Man of Steel threatens to rescind his American citizenship after attempting to quell Middle East tensions. "I'm tired of having my actions construed as instruments of U.S. policy," he says, inciting the ire of countless conservative commentators like Jonathan Last and Cal Thomas and vaulting the fictional icon into a bizarre, real-world debate.</w:t>
         <w:br/>
-        <w:t>There is no Democratic or Republican way to land on the moon.</w:t>
+        <w:t>Mr. Last wrote, "If Superman doesn't believe in America then he doesn't believe in anything," a typically myopic and grandstanding appeal to the conservative core.</w:t>
         <w:br/>
-        <w:t>I was 10 years old on the Sunday afternoon of July 20, 1969, when Apollo 11 made its morehairy-than-we-realized touchdown on the lunar surface and Neil Armstrong famously said, "The Eagle has landed." Even at the tail end of the fraught and chaotic 1960s, it was one day nobody in America was thinking about politics. Instead, more than 94% of U.S. households with a TV set shared a sense of wonder at U.S. know-how that made the seemingly impossible happen.</w:t>
+        <w:t>Mr. Thomas resorted to the anti-intellectualism and jingoism that inhabit hard-right ideology. He tossed out laughably condescending remarks, attacking comics readers, writers and, strangely, immigrants:</w:t>
         <w:br/>
-        <w:t>Tuesday will mark the 52nd anniversary of the date that an American was the first human to walk on the moon. It should be a moment not only to reflect on that historic high point but to celebrate another scientific breakthrough that was also mostly born in the USA: the recordtime development of COVID-19 vaccines that have already saved thousands of lives and - under the best circumstances - could wind down the deadliest global pandemic in more than a century.</w:t>
+        <w:t>"Construed? Would comic book readers have heard of such a word? This story line sounds as if it was written by the Obama administration. The occasional big (for comic book readers) word and a left-wing plot are what make me think someone has hijacked Superman -- [maybe] one of those leftover hippies [at an] Ivy League university or Berkeley. Even though he was an illegal alien, [Superman] has done enough good to 'earn' his citizenship. This story is new age pap."</w:t>
         <w:br/>
-        <w:t>But this is not 1969.</w:t>
+        <w:t>And then:</w:t>
         <w:br/>
-        <w:t>There is, we are finding out rather painfully, a Democratic and a Republican way to do vaccines. Just travel to a place like Mountain Home, Ark. - in a state where Trump got 62% of the vote last year - where the largest medical center is jammed with coronavirus patients, in a county where more than two-thirds of residents aren't vaccinated and interest in the jab is low.</w:t>
+        <w:t>"Like so many other American traditions that have been debunked or discarded by liberal elites, [Superman is] abandoning America."</w:t>
         <w:br/>
-        <w:t>In neighboring Tennessee, the top immunization official was fired last week under pressure from Republican lawmakers because she aggressively promoted vaccines for teens. "I am afraid for my state," Michelle Fiscus said in a statement after she was sacked. Health officials in the GOP-dominated state immediately justified her fears by buckling under political pressure and stopping all vaccine outreach to teenagers - not just on COVID-19, but also for flu, measles, mumps, rubella, and human papillomavirus, or HPV, among others.</w:t>
+        <w:t>The perception of comics as juvenilia is nothing new and, to a certain extent, accurate. Much of the market has always been aimed at children and young adults. However, the assumption that a comic book aficionado's mouth moves when he or she reads is a ridiculous and mean-spirited assumption.</w:t>
         <w:br/>
-        <w:t>It was a stunning embrace of ignorance over science, but not an isolated event.</w:t>
+        <w:t>The success of the comics industry is based not only on the accessibility of the material to emergent or deficient readers, but also on the fact that comics tap into seminal aspects of human intellectual and cultural development: pictorial storytelling (from cave-paintings to how-to manuals) and mythology.</w:t>
         <w:br/>
-        <w:t>If you're thinking that something has radically changed in America in the 52 years since Armstrong bounded down the stairs of the lunar module to take "one giant leap for mankind," you would be correct. A new Gallup poll released last week shows that confidence in science among Republicans has dropped by an astonishing 27% since 1975, shortly after NASA wound down moon exploration. During this same nearly halfcentury, faith in science has actually increased among Democrats and independents.</w:t>
+        <w:t>Comics have always served politics, as well -- from William Hogarth's 18th-century moralist engravings to Ben Franklin's "Join or Die" -- transposing sophisticated social commentary into easy laughs and escapist fantasy. The medium has consistently grappled in unique ways with serious issues like race relations, religion, sex and gender, drugs abuse and the nature of violence. Mr. Thomas seems blissfully unaware of the work of R. Crumb, Art Spiegelman or Alan Moore -- comics artists and writers who have reshaped cultural landscapes with their books.</w:t>
         <w:br/>
-        <w:t>Less than a year after Apollo 11 came the first Earth Day - scientists warning that industrial progress threatened environmental destruction - and also the massacre at Kent State, amid a backlash of the so-called "silent majority" against what was happening on college campuses where many researchers are employed. Just like the lunar module, distrust in modern science was engineered by humans - billionaire industrialists who funded pro-fossil-fuel think tanks, and right-wing talk radio and later cable-TV ratings-seekers who mocked effete "tree huggers."</w:t>
+        <w:t>Mr. Thomas also appears to know nothing about Superman. What he recalls are the dullard TV serials of his youth that exaggerated the silliness of the superhero conceit. Those serials featured actors dressed up in colorful costumes pretending to have powers akin to the Greek gods. These campy clowns bear little resemblance to the Superman created by Jerry Siegel and Joe Shuster -- two working-class Jewish teens from Cleveland.</w:t>
         <w:br/>
-        <w:t>Indeed, wealthy capitalists and the politicians who aided the backlash and rode it to victories - Richard Nixon, Spiro Agnew, Ronald Reagan - were so successful that distrust in science and the conspiracy theories that flow from that distrust now spread as virally as COVID-19 itself, among everyday folks on social media sites like Facebook. Albeit with an occasional booster shot from the most cynical media celebrities like Fox's Tucker Carlson.</w:t>
+        <w:t>The comic-book Superman exemplifies Franklin Roosevelt's New Deal. An orphaned alien (read "immigrant") from a dead world rises from the ashes of the Great Depression with a vow to use his powers to end the suffering of others. In the very first Superman comic the Man of Steel is called "Champion of the Oppressed, the physical marvel who had sworn his existence to helping those in need." The "defender of the American way" tag that Mr. Thomas cites was a Hollywood addition at the cusp of America's entry into World War II.</w:t>
         <w:br/>
-        <w:t>Now we are witnessing firsthand the consequences of a society that's chosen to willfully ignore its leading climatologists and infectious disease experts. The increasing reports from overcrowded ICUs in low-vaccine hot spots like the Ozarks of Missouri and Arkansas about people fighting - needlessly - for their lives on ventilators are heartbreaking. And news of growing wildfires and drought in the parched, overheated American West is just terrifying, a reminder of our failure to curb greenhouse gas pollution fast enough.</w:t>
+        <w:t>The earliest stories from Mr. Siegel overflow with liberal idealism as Superman takes on corrupt senators, hate groups, arms dealers, even a military torture squad. Superman fights for trade unions and labor rights; stomps racketeers, embezzling businessmen and warmongers, and even confronts domestic abuse.</w:t>
         <w:br/>
-        <w:t>America is continuing to unravel in this long hot summer of 2021. The worst part? Anger and distrust between those with the highest faith in science and today's deniers - the self-appointed enlightened ones vs. those who resent them - is so great and now so self-perpetuating that there'll never be a quick fix.</w:t>
+        <w:t>Superman is a conglomeration of myths, most of them biblical. He is Moses, Hercules and Samson spreading the egalitarian message of Jesus. The Man of Steel is a powerful Apollonian link to ancient mono-mythic stories meant to inspire strength, compassion and bravery in the face of uncertainty. The cynical nature of his comic-book enemies and of many contemporary readers has earned him the title of "Big Blue Boring Boy Scout," an over-the-top symbol of mental, physical and ethical perfection that transcends human flaws.</w:t>
         <w:br/>
-        <w:t>The ideas I've embraced for bridging the college/noncollege divide in America - like free college and trade school for the multiracial working class, and an 18-year-old "gap year" of universal national service - could take decades to bear fruit. And that's assuming we can put down our bear spray long enough to even make them happen.</w:t>
+        <w:t>Over the years, Superman has evolved. That's an argumentative word for conservatives on several levels. After all, many conservatives seek to keep everything exactly as it was in some ethereal yesteryear, even if that means denying contradictory evidence. Stasis, in other words, motivated by a peculiar fear of the outsider in a country founded by outsiders.</w:t>
         <w:br/>
-        <w:t>It only took eight years to carry out JFK's audacious vow to send a human to the moon and safely return them to Earth. When it comes to today's thornier problems like climate change, we're going to have to build the spacecraft while it's already in orbit. wbunch@inquirer.com</w:t>
+        <w:t>Since Jerry Siegel, many of the best comics writers have jumped at the chance to portray Superman, yet the character's ethics have changed little. The best stories have exploited Superman's preternatural sense of honor, fairness and selflessness -- and often the horrible burden of power that only a fictional character could endure.</w:t>
         <w:br/>
-        <w:t>215-854-2957 will_bunch</w:t>
+        <w:t>In works like Mr. Siegel's "Return to Krypton" (1960), Alan Moore's "What Ever Happened to the Man of Tomorrow?" (1986) and Grant Morrison's more recent "All-Star Superman" (2005), the Man of Steel is haunted by alienation and loss, having sacrificed so much as sworn protector of Earth. While his mythology has become more internalized, he remains compassionate, clear-headed and dedicated to preserving peace. According to Mr. Thomas, these are "new age" concepts.</w:t>
+        <w:br/>
+        <w:t>As we stare down the barrel of endless bipartisan demagoguery and budget battles over social programs that help the poor and oppressed, Mr. Thomas can only blankly report that this "is not who Superman is." Mr. Thomas lampoons comics as a simpleton's endeavor, but it seems that Mr. Thomas and the right could learn a lot from actually reading Superman.</w:t>
+        <w:br/>
+        <w:t>If we are to agree that Superman stands for truth, justice and the American way, maybe the American way doesn't mean the same thing anymore. Is the United States suddenly too small for anyone who believes in helping those in need -- regardless of political leanings, birthplace or costume?</w:t>
+        <w:br/>
+        <w:br/>
+        <w:t>Notes</w:t>
+        <w:br/>
+        <w:br/>
+        <w:t>John Matthew Mattie, gallery manager of the ToonSeum of Pittsburgh, is a comics writer and commentator on American culture (mattie@toonseum.org). He curated the ToonSeum's current exhibition "Superheroes: Icons and Origins," an exploration of the artists and social history of Marvel and DC superheroes./</w:t>
+        <w:br/>
+        <w:br/>
+        <w:t>Graphic</w:t>
+        <w:br/>
+        <w:br/>
+        <w:t xml:space="preserve"> </w:t>
+        <w:br/>
+        <w:t>PHOTO: In the No. 900 issue of DC Action Comics, Superman threatens to renounce his U.S. citizenship because he's seen as an instrument of U.S. foreign policy. DC Comics says the story reflects the global nature of the famous Kryptonian and that he remains committed to his adopted home country and his roots as a Kansas farm boy.</w:t>
       </w:r>
     </w:p>
     <w:sectPr>
